--- a/public/cv/Pablo-Ocampos-CV-ES.docx
+++ b/public/cv/Pablo-Ocampos-CV-ES.docx
@@ -368,25 +368,6 @@
     </w:p>
     <w:p>
       <w:pPr>
-        <w:pStyle w:val="ListParagraph"/>
-        <w:numPr>
-          <w:ilvl w:val="0"/>
-          <w:numId w:val="1"/>
-        </w:numPr>
-        <w:spacing w:after="55"/>
-        <w:ind w:left="360"/>
-      </w:pPr>
-      <w:r>
-        <w:rPr>
-          <w:rFonts w:ascii="Calibri" w:cs="Calibri" w:eastAsia="Calibri" w:hAnsi="Calibri"/>
-          <w:sz w:val="19"/>
-          <w:szCs w:val="19"/>
-        </w:rPr>
-        <w:t xml:space="preserve">Entregué StockPro, aplicación de escritorio de gestión comercial en Python y SQLite instalada en un cliente, con punto de venta, kardex, cuentas corrientes, arqueo de caja, reportes de rentabilidad, actualización remota y migraciones de esquema versionadas.</w:t>
-      </w:r>
-    </w:p>
-    <w:p>
-      <w:pPr>
         <w:spacing w:after="20" w:before="130"/>
       </w:pPr>
       <w:r>
@@ -763,7 +744,7 @@
           <w:sz w:val="19"/>
           <w:szCs w:val="19"/>
         </w:rPr>
-        <w:t xml:space="preserve">Java, Spring Boot, PHP, MySQL, Angular, Bootstrap, TypeScript, JavaScript, HTML5, CSS3, SQLite, Firebase, Oracle SQL, GeneXus, WordPress</w:t>
+        <w:t xml:space="preserve">Java, Spring Boot, PHP, MySQL, Angular, Bootstrap, TypeScript, JavaScript, HTML5, CSS3, SQLite, Firebase</w:t>
       </w:r>
     </w:p>
     <w:p>
@@ -925,6 +906,196 @@
           <w:szCs w:val="19"/>
         </w:rPr>
         <w:t xml:space="preserve">Claude, ChatGPT, Gemini, DeepSeek</w:t>
+      </w:r>
+    </w:p>
+    <w:p>
+      <w:pPr>
+        <w:pBdr>
+          <w:bottom w:val="single" w:color="999999" w:sz="6" w:space="2"/>
+        </w:pBdr>
+        <w:spacing w:after="110" w:before="240"/>
+      </w:pPr>
+      <w:r>
+        <w:rPr>
+          <w:rFonts w:ascii="Calibri" w:cs="Calibri" w:eastAsia="Calibri" w:hAnsi="Calibri"/>
+          <w:b/>
+          <w:bCs/>
+          <w:color w:val="1F3864"/>
+          <w:sz w:val="23"/>
+          <w:szCs w:val="23"/>
+        </w:rPr>
+        <w:t xml:space="preserve">PROYECTOS</w:t>
+      </w:r>
+    </w:p>
+    <w:p>
+      <w:pPr>
+        <w:pStyle w:val="ListParagraph"/>
+        <w:numPr>
+          <w:ilvl w:val="0"/>
+          <w:numId w:val="1"/>
+        </w:numPr>
+        <w:spacing w:after="55"/>
+        <w:ind w:left="360"/>
+      </w:pPr>
+      <w:r>
+        <w:rPr>
+          <w:rFonts w:ascii="Calibri" w:cs="Calibri" w:eastAsia="Calibri" w:hAnsi="Calibri"/>
+          <w:sz w:val="19"/>
+          <w:szCs w:val="19"/>
+        </w:rPr>
+        <w:t xml:space="preserve">Faro - Sistema web de RRHH multi-tenant, en producción para una empresa industrial de 80 empleados: liquidación de sueldos, control de asistencia con reconocimiento facial y recibos en PDF firmados con código QR de validación pública. Python, FastAPI, PostgreSQL, React, Tailwind CSS, Docker.</w:t>
+      </w:r>
+    </w:p>
+    <w:p>
+      <w:pPr>
+        <w:pStyle w:val="ListParagraph"/>
+        <w:numPr>
+          <w:ilvl w:val="0"/>
+          <w:numId w:val="1"/>
+        </w:numPr>
+        <w:spacing w:after="55"/>
+        <w:ind w:left="360"/>
+      </w:pPr>
+      <w:r>
+        <w:rPr>
+          <w:rFonts w:ascii="Calibri" w:cs="Calibri" w:eastAsia="Calibri" w:hAnsi="Calibri"/>
+          <w:sz w:val="19"/>
+          <w:szCs w:val="19"/>
+        </w:rPr>
+        <w:t xml:space="preserve">Timón - Gestión para talleres mecánicos: órdenes de trabajo con flujo de ocho estados, inventario de repuestos con descuento automático de stock, caja diaria y seguimiento público por QR. Construido sobre el núcleo multi-tenant de Faro. Python, FastAPI, PostgreSQL, React, Tailwind CSS, Docker.</w:t>
+      </w:r>
+    </w:p>
+    <w:p>
+      <w:pPr>
+        <w:pStyle w:val="ListParagraph"/>
+        <w:numPr>
+          <w:ilvl w:val="0"/>
+          <w:numId w:val="1"/>
+        </w:numPr>
+        <w:spacing w:after="55"/>
+        <w:ind w:left="360"/>
+      </w:pPr>
+      <w:r>
+        <w:rPr>
+          <w:rFonts w:ascii="Calibri" w:cs="Calibri" w:eastAsia="Calibri" w:hAnsi="Calibri"/>
+          <w:sz w:val="19"/>
+          <w:szCs w:val="19"/>
+        </w:rPr>
+        <w:t xml:space="preserve">StockPro - Aplicación de escritorio de gestión comercial instalada y en uso en un cliente: punto de venta, kardex, cuentas corrientes, arqueo de caja y reportes de rentabilidad, funcionando sin conexión. Python, Tkinter, SQLite.</w:t>
+      </w:r>
+    </w:p>
+    <w:p>
+      <w:pPr>
+        <w:pStyle w:val="ListParagraph"/>
+        <w:numPr>
+          <w:ilvl w:val="0"/>
+          <w:numId w:val="1"/>
+        </w:numPr>
+        <w:spacing w:after="55"/>
+        <w:ind w:left="360"/>
+      </w:pPr>
+      <w:r>
+        <w:rPr>
+          <w:rFonts w:ascii="Calibri" w:cs="Calibri" w:eastAsia="Calibri" w:hAnsi="Calibri"/>
+          <w:sz w:val="19"/>
+          <w:szCs w:val="19"/>
+        </w:rPr>
+        <w:t xml:space="preserve">BioTech - ERP modular para entorno agroindustrial: planificación, horas extra, solicitudes de crédito y dashboards de análisis, integrando datos de sistemas externos. Java, Spring Boot, PostgreSQL, React, Bootstrap, Docker.</w:t>
+      </w:r>
+    </w:p>
+    <w:p>
+      <w:pPr>
+        <w:pStyle w:val="ListParagraph"/>
+        <w:numPr>
+          <w:ilvl w:val="0"/>
+          <w:numId w:val="1"/>
+        </w:numPr>
+        <w:spacing w:after="55"/>
+        <w:ind w:left="360"/>
+      </w:pPr>
+      <w:r>
+        <w:rPr>
+          <w:rFonts w:ascii="Calibri" w:cs="Calibri" w:eastAsia="Calibri" w:hAnsi="Calibri"/>
+          <w:sz w:val="19"/>
+          <w:szCs w:val="19"/>
+        </w:rPr>
+        <w:t xml:space="preserve">Cinemateca - Catálogo de cine con el censo completo de TMDb (más de 1,2 millones de títulos), estrenos al día y sala de reproducción de obras de dominio público, con importadores reanudables y las restricciones de licencia impuestas en la base de datos. Python, FastAPI, PostgreSQL, React, Tailwind CSS, Docker.</w:t>
+      </w:r>
+    </w:p>
+    <w:p>
+      <w:pPr>
+        <w:pStyle w:val="ListParagraph"/>
+        <w:numPr>
+          <w:ilvl w:val="0"/>
+          <w:numId w:val="1"/>
+        </w:numPr>
+        <w:spacing w:after="55"/>
+        <w:ind w:left="360"/>
+      </w:pPr>
+      <w:r>
+        <w:rPr>
+          <w:rFonts w:ascii="Calibri" w:cs="Calibri" w:eastAsia="Calibri" w:hAnsi="Calibri"/>
+          <w:sz w:val="19"/>
+          <w:szCs w:val="19"/>
+        </w:rPr>
+        <w:t xml:space="preserve">Pulse - Catálogo musical con reproductor propio, que separa obra, grabación y publicación: créditos completos de cada grabación, formaciones de los grupos y búsqueda por un verso de la letra. Python, FastAPI, PostgreSQL, React, Tailwind CSS, Docker.</w:t>
+      </w:r>
+    </w:p>
+    <w:p>
+      <w:pPr>
+        <w:pStyle w:val="ListParagraph"/>
+        <w:numPr>
+          <w:ilvl w:val="0"/>
+          <w:numId w:val="1"/>
+        </w:numPr>
+        <w:spacing w:after="55"/>
+        <w:ind w:left="360"/>
+      </w:pPr>
+      <w:r>
+        <w:rPr>
+          <w:rFonts w:ascii="Calibri" w:cs="Calibri" w:eastAsia="Calibri" w:hAnsi="Calibri"/>
+          <w:sz w:val="19"/>
+          <w:szCs w:val="19"/>
+        </w:rPr>
+        <w:t xml:space="preserve">Marvel World - Enciclopedia del universo Marvel con más de 2.600 personajes, relaciones dirigidas entre ellos y catálogo cruzado de poderes, equipos y lugares, con importadores idempotentes desde Marvel API, TMDb y Wikidata. Python, FastAPI, PostgreSQL, React, Tailwind CSS, Docker.</w:t>
+      </w:r>
+    </w:p>
+    <w:p>
+      <w:pPr>
+        <w:pStyle w:val="ListParagraph"/>
+        <w:numPr>
+          <w:ilvl w:val="0"/>
+          <w:numId w:val="1"/>
+        </w:numPr>
+        <w:spacing w:after="55"/>
+        <w:ind w:left="360"/>
+      </w:pPr>
+      <w:r>
+        <w:rPr>
+          <w:rFonts w:ascii="Calibri" w:cs="Calibri" w:eastAsia="Calibri" w:hAnsi="Calibri"/>
+          <w:sz w:val="19"/>
+          <w:szCs w:val="19"/>
+        </w:rPr>
+        <w:t xml:space="preserve">Atelier - Sistema de gestión para una ropería, que centraliza ventas, compras, inventario y alquiler de prendas. Java, Spring Boot, PostgreSQL, React, Bootstrap.</w:t>
+      </w:r>
+    </w:p>
+    <w:p>
+      <w:pPr>
+        <w:pStyle w:val="ListParagraph"/>
+        <w:numPr>
+          <w:ilvl w:val="0"/>
+          <w:numId w:val="1"/>
+        </w:numPr>
+        <w:spacing w:after="55"/>
+        <w:ind w:left="360"/>
+      </w:pPr>
+      <w:r>
+        <w:rPr>
+          <w:rFonts w:ascii="Calibri" w:cs="Calibri" w:eastAsia="Calibri" w:hAnsi="Calibri"/>
+          <w:sz w:val="19"/>
+          <w:szCs w:val="19"/>
+        </w:rPr>
+        <w:t xml:space="preserve">Shop Easy - Aplicación móvil de listas de compras con sincronización en tiempo real. Ionic, Angular, TypeScript, Firebase.</w:t>
       </w:r>
     </w:p>
     <w:p>

--- a/public/cv/Pablo-Ocampos-CV-ES.docx
+++ b/public/cv/Pablo-Ocampos-CV-ES.docx
@@ -767,7 +767,7 @@
           <w:sz w:val="19"/>
           <w:szCs w:val="19"/>
         </w:rPr>
-        <w:t xml:space="preserve">Laravel, Next.js</w:t>
+        <w:t xml:space="preserve">Laravel, Next.js, Prisma</w:t>
       </w:r>
     </w:p>
     <w:p>
@@ -943,159 +943,178 @@
           <w:sz w:val="19"/>
           <w:szCs w:val="19"/>
         </w:rPr>
-        <w:t xml:space="preserve">Faro - Sistema web de RRHH multi-tenant, en producción para una empresa industrial de 80 empleados: liquidación de sueldos, control de asistencia con reconocimiento facial y recibos en PDF firmados con código QR de validación pública. Python, FastAPI, PostgreSQL, React, Tailwind CSS, Docker.</w:t>
-      </w:r>
-    </w:p>
-    <w:p>
-      <w:pPr>
-        <w:pStyle w:val="ListParagraph"/>
-        <w:numPr>
-          <w:ilvl w:val="0"/>
-          <w:numId w:val="1"/>
-        </w:numPr>
-        <w:spacing w:after="55"/>
-        <w:ind w:left="360"/>
-      </w:pPr>
-      <w:r>
-        <w:rPr>
-          <w:rFonts w:ascii="Calibri" w:cs="Calibri" w:eastAsia="Calibri" w:hAnsi="Calibri"/>
-          <w:sz w:val="19"/>
-          <w:szCs w:val="19"/>
-        </w:rPr>
-        <w:t xml:space="preserve">Timón - Gestión para talleres mecánicos: órdenes de trabajo con flujo de ocho estados, inventario de repuestos con descuento automático de stock, caja diaria y seguimiento público por QR. Construido sobre el núcleo multi-tenant de Faro. Python, FastAPI, PostgreSQL, React, Tailwind CSS, Docker.</w:t>
-      </w:r>
-    </w:p>
-    <w:p>
-      <w:pPr>
-        <w:pStyle w:val="ListParagraph"/>
-        <w:numPr>
-          <w:ilvl w:val="0"/>
-          <w:numId w:val="1"/>
-        </w:numPr>
-        <w:spacing w:after="55"/>
-        <w:ind w:left="360"/>
-      </w:pPr>
-      <w:r>
-        <w:rPr>
-          <w:rFonts w:ascii="Calibri" w:cs="Calibri" w:eastAsia="Calibri" w:hAnsi="Calibri"/>
-          <w:sz w:val="19"/>
-          <w:szCs w:val="19"/>
-        </w:rPr>
-        <w:t xml:space="preserve">StockPro - Aplicación de escritorio de gestión comercial instalada y en uso en un cliente: punto de venta, kardex, cuentas corrientes, arqueo de caja y reportes de rentabilidad, funcionando sin conexión. Python, Tkinter, SQLite.</w:t>
-      </w:r>
-    </w:p>
-    <w:p>
-      <w:pPr>
-        <w:pStyle w:val="ListParagraph"/>
-        <w:numPr>
-          <w:ilvl w:val="0"/>
-          <w:numId w:val="1"/>
-        </w:numPr>
-        <w:spacing w:after="55"/>
-        <w:ind w:left="360"/>
-      </w:pPr>
-      <w:r>
-        <w:rPr>
-          <w:rFonts w:ascii="Calibri" w:cs="Calibri" w:eastAsia="Calibri" w:hAnsi="Calibri"/>
-          <w:sz w:val="19"/>
-          <w:szCs w:val="19"/>
-        </w:rPr>
-        <w:t xml:space="preserve">BioTech - ERP modular para entorno agroindustrial: planificación, horas extra, solicitudes de crédito y dashboards de análisis, integrando datos de sistemas externos. Java, Spring Boot, PostgreSQL, React, Bootstrap, Docker.</w:t>
-      </w:r>
-    </w:p>
-    <w:p>
-      <w:pPr>
-        <w:pStyle w:val="ListParagraph"/>
-        <w:numPr>
-          <w:ilvl w:val="0"/>
-          <w:numId w:val="1"/>
-        </w:numPr>
-        <w:spacing w:after="55"/>
-        <w:ind w:left="360"/>
-      </w:pPr>
-      <w:r>
-        <w:rPr>
-          <w:rFonts w:ascii="Calibri" w:cs="Calibri" w:eastAsia="Calibri" w:hAnsi="Calibri"/>
-          <w:sz w:val="19"/>
-          <w:szCs w:val="19"/>
-        </w:rPr>
-        <w:t xml:space="preserve">Cinemateca - Catálogo de cine con el censo completo de TMDb (más de 1,2 millones de títulos), estrenos al día y sala de reproducción de obras de dominio público, con importadores reanudables y las restricciones de licencia impuestas en la base de datos. Python, FastAPI, PostgreSQL, React, Tailwind CSS, Docker.</w:t>
-      </w:r>
-    </w:p>
-    <w:p>
-      <w:pPr>
-        <w:pStyle w:val="ListParagraph"/>
-        <w:numPr>
-          <w:ilvl w:val="0"/>
-          <w:numId w:val="1"/>
-        </w:numPr>
-        <w:spacing w:after="55"/>
-        <w:ind w:left="360"/>
-      </w:pPr>
-      <w:r>
-        <w:rPr>
-          <w:rFonts w:ascii="Calibri" w:cs="Calibri" w:eastAsia="Calibri" w:hAnsi="Calibri"/>
-          <w:sz w:val="19"/>
-          <w:szCs w:val="19"/>
-        </w:rPr>
-        <w:t xml:space="preserve">Pulse - Catálogo musical con reproductor propio, que separa obra, grabación y publicación: créditos completos de cada grabación, formaciones de los grupos y búsqueda por un verso de la letra. Python, FastAPI, PostgreSQL, React, Tailwind CSS, Docker.</w:t>
-      </w:r>
-    </w:p>
-    <w:p>
-      <w:pPr>
-        <w:pStyle w:val="ListParagraph"/>
-        <w:numPr>
-          <w:ilvl w:val="0"/>
-          <w:numId w:val="1"/>
-        </w:numPr>
-        <w:spacing w:after="55"/>
-        <w:ind w:left="360"/>
-      </w:pPr>
-      <w:r>
-        <w:rPr>
-          <w:rFonts w:ascii="Calibri" w:cs="Calibri" w:eastAsia="Calibri" w:hAnsi="Calibri"/>
-          <w:sz w:val="19"/>
-          <w:szCs w:val="19"/>
-        </w:rPr>
-        <w:t xml:space="preserve">Marvel World - Enciclopedia del universo Marvel con más de 2.600 personajes, relaciones dirigidas entre ellos y catálogo cruzado de poderes, equipos y lugares, con importadores idempotentes desde Marvel API, TMDb y Wikidata. Python, FastAPI, PostgreSQL, React, Tailwind CSS, Docker.</w:t>
-      </w:r>
-    </w:p>
-    <w:p>
-      <w:pPr>
-        <w:pStyle w:val="ListParagraph"/>
-        <w:numPr>
-          <w:ilvl w:val="0"/>
-          <w:numId w:val="1"/>
-        </w:numPr>
-        <w:spacing w:after="55"/>
-        <w:ind w:left="360"/>
-      </w:pPr>
-      <w:r>
-        <w:rPr>
-          <w:rFonts w:ascii="Calibri" w:cs="Calibri" w:eastAsia="Calibri" w:hAnsi="Calibri"/>
-          <w:sz w:val="19"/>
-          <w:szCs w:val="19"/>
-        </w:rPr>
-        <w:t xml:space="preserve">Atelier - Sistema de gestión para una ropería, que centraliza ventas, compras, inventario y alquiler de prendas. Java, Spring Boot, PostgreSQL, React, Bootstrap.</w:t>
-      </w:r>
-    </w:p>
-    <w:p>
-      <w:pPr>
-        <w:pStyle w:val="ListParagraph"/>
-        <w:numPr>
-          <w:ilvl w:val="0"/>
-          <w:numId w:val="1"/>
-        </w:numPr>
-        <w:spacing w:after="55"/>
-        <w:ind w:left="360"/>
-      </w:pPr>
-      <w:r>
-        <w:rPr>
-          <w:rFonts w:ascii="Calibri" w:cs="Calibri" w:eastAsia="Calibri" w:hAnsi="Calibri"/>
-          <w:sz w:val="19"/>
-          <w:szCs w:val="19"/>
-        </w:rPr>
-        <w:t xml:space="preserve">Shop Easy - Aplicación móvil de listas de compras con sincronización en tiempo real. Ionic, Angular, TypeScript, Firebase.</w:t>
+        <w:t xml:space="preserve">Nácar (2026) - Casino online con veinte juegos de matemática auditada: todos los resultados se calculan en el servidor a partir de una semilla publicada antes de la apuesta y verificable después, con libro mayor contable en centavos enteros y scripts propios que auditan el RTP de cada juego y cuadran el libro. Next.js, React, TypeScript, Prisma, SQLite, Tailwind CSS.</w:t>
+      </w:r>
+    </w:p>
+    <w:p>
+      <w:pPr>
+        <w:pStyle w:val="ListParagraph"/>
+        <w:numPr>
+          <w:ilvl w:val="0"/>
+          <w:numId w:val="1"/>
+        </w:numPr>
+        <w:spacing w:after="55"/>
+        <w:ind w:left="360"/>
+      </w:pPr>
+      <w:r>
+        <w:rPr>
+          <w:rFonts w:ascii="Calibri" w:cs="Calibri" w:eastAsia="Calibri" w:hAnsi="Calibri"/>
+          <w:sz w:val="19"/>
+          <w:szCs w:val="19"/>
+        </w:rPr>
+        <w:t xml:space="preserve">Pulse (2026) - Catálogo musical con reproductor propio, que separa obra, grabación y publicación: créditos completos de cada grabación, formaciones de los grupos y búsqueda por un verso de la letra. Python, FastAPI, PostgreSQL, React, Tailwind CSS, Docker.</w:t>
+      </w:r>
+    </w:p>
+    <w:p>
+      <w:pPr>
+        <w:pStyle w:val="ListParagraph"/>
+        <w:numPr>
+          <w:ilvl w:val="0"/>
+          <w:numId w:val="1"/>
+        </w:numPr>
+        <w:spacing w:after="55"/>
+        <w:ind w:left="360"/>
+      </w:pPr>
+      <w:r>
+        <w:rPr>
+          <w:rFonts w:ascii="Calibri" w:cs="Calibri" w:eastAsia="Calibri" w:hAnsi="Calibri"/>
+          <w:sz w:val="19"/>
+          <w:szCs w:val="19"/>
+        </w:rPr>
+        <w:t xml:space="preserve">Cinemateca (2026) - Catálogo de cine con el censo completo de TMDb (más de 1,2 millones de títulos), estrenos al día y sala de reproducción de obras de dominio público, con importadores reanudables y las restricciones de licencia impuestas en la base de datos. Python, FastAPI, PostgreSQL, React, Tailwind CSS, Docker.</w:t>
+      </w:r>
+    </w:p>
+    <w:p>
+      <w:pPr>
+        <w:pStyle w:val="ListParagraph"/>
+        <w:numPr>
+          <w:ilvl w:val="0"/>
+          <w:numId w:val="1"/>
+        </w:numPr>
+        <w:spacing w:after="55"/>
+        <w:ind w:left="360"/>
+      </w:pPr>
+      <w:r>
+        <w:rPr>
+          <w:rFonts w:ascii="Calibri" w:cs="Calibri" w:eastAsia="Calibri" w:hAnsi="Calibri"/>
+          <w:sz w:val="19"/>
+          <w:szCs w:val="19"/>
+        </w:rPr>
+        <w:t xml:space="preserve">Marvel World (2026) - Enciclopedia del universo Marvel con más de 2.600 personajes, relaciones dirigidas entre ellos y catálogo cruzado de poderes, equipos y lugares, con importadores idempotentes desde Marvel API, TMDb y Wikidata. Python, FastAPI, PostgreSQL, React, Tailwind CSS, Docker.</w:t>
+      </w:r>
+    </w:p>
+    <w:p>
+      <w:pPr>
+        <w:pStyle w:val="ListParagraph"/>
+        <w:numPr>
+          <w:ilvl w:val="0"/>
+          <w:numId w:val="1"/>
+        </w:numPr>
+        <w:spacing w:after="55"/>
+        <w:ind w:left="360"/>
+      </w:pPr>
+      <w:r>
+        <w:rPr>
+          <w:rFonts w:ascii="Calibri" w:cs="Calibri" w:eastAsia="Calibri" w:hAnsi="Calibri"/>
+          <w:sz w:val="19"/>
+          <w:szCs w:val="19"/>
+        </w:rPr>
+        <w:t xml:space="preserve">StockPro (2026) - Aplicación de escritorio de gestión comercial instalada y en uso en un cliente: punto de venta, kardex, cuentas corrientes, arqueo de caja y reportes de rentabilidad, funcionando sin conexión. Python, Tkinter, SQLite.</w:t>
+      </w:r>
+    </w:p>
+    <w:p>
+      <w:pPr>
+        <w:pStyle w:val="ListParagraph"/>
+        <w:numPr>
+          <w:ilvl w:val="0"/>
+          <w:numId w:val="1"/>
+        </w:numPr>
+        <w:spacing w:after="55"/>
+        <w:ind w:left="360"/>
+      </w:pPr>
+      <w:r>
+        <w:rPr>
+          <w:rFonts w:ascii="Calibri" w:cs="Calibri" w:eastAsia="Calibri" w:hAnsi="Calibri"/>
+          <w:sz w:val="19"/>
+          <w:szCs w:val="19"/>
+        </w:rPr>
+        <w:t xml:space="preserve">Timón (2026) - Gestión para talleres mecánicos: órdenes de trabajo con flujo de ocho estados, inventario de repuestos con descuento automático de stock, caja diaria y seguimiento público por QR. Construido sobre el núcleo multi-tenant de Faro. Python, FastAPI, PostgreSQL, React, Tailwind CSS, Docker.</w:t>
+      </w:r>
+    </w:p>
+    <w:p>
+      <w:pPr>
+        <w:pStyle w:val="ListParagraph"/>
+        <w:numPr>
+          <w:ilvl w:val="0"/>
+          <w:numId w:val="1"/>
+        </w:numPr>
+        <w:spacing w:after="55"/>
+        <w:ind w:left="360"/>
+      </w:pPr>
+      <w:r>
+        <w:rPr>
+          <w:rFonts w:ascii="Calibri" w:cs="Calibri" w:eastAsia="Calibri" w:hAnsi="Calibri"/>
+          <w:sz w:val="19"/>
+          <w:szCs w:val="19"/>
+        </w:rPr>
+        <w:t xml:space="preserve">Faro (2026) - Sistema web de RRHH multi-tenant, en producción para una empresa industrial de 80 empleados: liquidación de sueldos, control de asistencia con reconocimiento facial y recibos en PDF firmados con código QR de validación pública. Python, FastAPI, PostgreSQL, React, Tailwind CSS, Docker.</w:t>
+      </w:r>
+    </w:p>
+    <w:p>
+      <w:pPr>
+        <w:pStyle w:val="ListParagraph"/>
+        <w:numPr>
+          <w:ilvl w:val="0"/>
+          <w:numId w:val="1"/>
+        </w:numPr>
+        <w:spacing w:after="55"/>
+        <w:ind w:left="360"/>
+      </w:pPr>
+      <w:r>
+        <w:rPr>
+          <w:rFonts w:ascii="Calibri" w:cs="Calibri" w:eastAsia="Calibri" w:hAnsi="Calibri"/>
+          <w:sz w:val="19"/>
+          <w:szCs w:val="19"/>
+        </w:rPr>
+        <w:t xml:space="preserve">BioTech (2025) - ERP modular para entorno agroindustrial: planificación, horas extra, solicitudes de crédito y dashboards de análisis, integrando datos de sistemas externos. Java, Spring Boot, PostgreSQL, React, Bootstrap, Docker.</w:t>
+      </w:r>
+    </w:p>
+    <w:p>
+      <w:pPr>
+        <w:pStyle w:val="ListParagraph"/>
+        <w:numPr>
+          <w:ilvl w:val="0"/>
+          <w:numId w:val="1"/>
+        </w:numPr>
+        <w:spacing w:after="55"/>
+        <w:ind w:left="360"/>
+      </w:pPr>
+      <w:r>
+        <w:rPr>
+          <w:rFonts w:ascii="Calibri" w:cs="Calibri" w:eastAsia="Calibri" w:hAnsi="Calibri"/>
+          <w:sz w:val="19"/>
+          <w:szCs w:val="19"/>
+        </w:rPr>
+        <w:t xml:space="preserve">Shop Easy (2024) - Aplicación móvil de listas de compras con sincronización en tiempo real. Ionic, Angular, TypeScript, Firebase.</w:t>
+      </w:r>
+    </w:p>
+    <w:p>
+      <w:pPr>
+        <w:pStyle w:val="ListParagraph"/>
+        <w:numPr>
+          <w:ilvl w:val="0"/>
+          <w:numId w:val="1"/>
+        </w:numPr>
+        <w:spacing w:after="55"/>
+        <w:ind w:left="360"/>
+      </w:pPr>
+      <w:r>
+        <w:rPr>
+          <w:rFonts w:ascii="Calibri" w:cs="Calibri" w:eastAsia="Calibri" w:hAnsi="Calibri"/>
+          <w:sz w:val="19"/>
+          <w:szCs w:val="19"/>
+        </w:rPr>
+        <w:t xml:space="preserve">Atelier (2023) - Sistema de gestión para una ropería, que centraliza ventas, compras, inventario y alquiler de prendas. Java, Spring Boot, PostgreSQL, React, Bootstrap.</w:t>
       </w:r>
     </w:p>
     <w:p>

--- a/public/cv/Pablo-Ocampos-CV-ES.docx
+++ b/public/cv/Pablo-Ocampos-CV-ES.docx
@@ -363,7 +363,7 @@
           <w:sz w:val="19"/>
           <w:szCs w:val="19"/>
         </w:rPr>
-        <w:t xml:space="preserve">Desarrollé Timón, sistema de gestión para talleres mecánicos con órdenes de trabajo, inventario de repuestos con descuento automático de stock, caja y seguimiento público por QR, reutilizando el núcleo multi-tenant de Faro como plantilla de producto.</w:t>
+        <w:t xml:space="preserve">Desarrollé MotorV8, sistema de gestión para talleres mecánicos con órdenes de trabajo, inventario de repuestos con descuento automático de stock, caja y seguimiento público por QR, reutilizando el núcleo multi-tenant de Faro como plantilla de producto.</w:t>
       </w:r>
     </w:p>
     <w:p>
@@ -1038,7 +1038,7 @@
           <w:sz w:val="19"/>
           <w:szCs w:val="19"/>
         </w:rPr>
-        <w:t xml:space="preserve">Timón (2026) - Gestión para talleres mecánicos: órdenes de trabajo con flujo de ocho estados, inventario de repuestos con descuento automático de stock, caja diaria y seguimiento público por QR. Construido sobre el núcleo multi-tenant de Faro. Python, FastAPI, PostgreSQL, React, Tailwind CSS, Docker.</w:t>
+        <w:t xml:space="preserve">MotorV8 (2026) - Gestión para talleres mecánicos: órdenes de trabajo con flujo de ocho estados, inventario de repuestos con descuento automático de stock, caja diaria y seguimiento público por QR. Construido sobre el núcleo multi-tenant de Faro. Python, FastAPI, PostgreSQL, React, Tailwind CSS, Docker.</w:t>
       </w:r>
     </w:p>
     <w:p>
